--- a/%PATH_EE267%/Documents/Resumes_final/archive master resume.docx
+++ b/%PATH_EE267%/Documents/Resumes_final/archive master resume.docx
@@ -448,27 +448,7 @@
           <w:sz w:val="18"/>
           <w:szCs w:val="18"/>
         </w:rPr>
-        <w:t xml:space="preserve">Interfacing IP Cores with IRAD specific </w:t>
-      </w:r>
-      <w:proofErr w:type="gramStart"/>
-      <w:r>
-        <w:rPr>
-          <w:rFonts w:ascii="Verdana" w:hAnsi="Verdana"/>
-          <w:color w:val="000000"/>
-          <w:sz w:val="18"/>
-          <w:szCs w:val="18"/>
-        </w:rPr>
-        <w:t>FPGA rad-hard</w:t>
-      </w:r>
-      <w:proofErr w:type="gramEnd"/>
-      <w:r>
-        <w:rPr>
-          <w:rFonts w:ascii="Verdana" w:hAnsi="Verdana"/>
-          <w:color w:val="000000"/>
-          <w:sz w:val="18"/>
-          <w:szCs w:val="18"/>
-        </w:rPr>
-        <w:t xml:space="preserve"> </w:t>
+        <w:t xml:space="preserve">Interfacing IP Cores with IRAD specific FPGA rad-hard </w:t>
       </w:r>
       <w:r>
         <w:rPr>
@@ -778,27 +758,7 @@
           <w:sz w:val="18"/>
           <w:szCs w:val="18"/>
         </w:rPr>
-        <w:t xml:space="preserve">Reviewed screening and test data received from manufacturers and test laboratories for compliance </w:t>
-      </w:r>
-      <w:proofErr w:type="gramStart"/>
-      <w:r>
-        <w:rPr>
-          <w:rFonts w:ascii="Verdana" w:hAnsi="Verdana"/>
-          <w:color w:val="000000"/>
-          <w:sz w:val="18"/>
-          <w:szCs w:val="18"/>
-        </w:rPr>
-        <w:t>to</w:t>
-      </w:r>
-      <w:proofErr w:type="gramEnd"/>
-      <w:r>
-        <w:rPr>
-          <w:rFonts w:ascii="Verdana" w:hAnsi="Verdana"/>
-          <w:color w:val="000000"/>
-          <w:sz w:val="18"/>
-          <w:szCs w:val="18"/>
-        </w:rPr>
-        <w:t xml:space="preserve"> specifications, purchase order requirements and program contracts.</w:t>
+        <w:t>Reviewed screening and test data received from manufacturers and test laboratories for compliance to specifications, purchase order requirements and program contracts.</w:t>
       </w:r>
     </w:p>
     <w:p>
@@ -925,29 +885,616 @@
         <w:pStyle w:val="NormalWeb"/>
         <w:spacing w:before="0" w:beforeAutospacing="0" w:after="0" w:afterAutospacing="0"/>
         <w:rPr>
+          <w:rFonts w:ascii="Verdana" w:hAnsi="Verdana"/>
+          <w:b/>
+          <w:bCs/>
+          <w:sz w:val="20"/>
+          <w:szCs w:val="20"/>
+        </w:rPr>
+      </w:pPr>
+      <w:r>
+        <w:rPr>
+          <w:rFonts w:ascii="Verdana" w:hAnsi="Verdana"/>
+          <w:sz w:val="20"/>
+          <w:szCs w:val="20"/>
+        </w:rPr>
+        <w:t xml:space="preserve">California State Polytechnic University, Pomona, </w:t>
+      </w:r>
+      <w:r>
+        <w:rPr>
+          <w:rFonts w:ascii="Verdana" w:hAnsi="Verdana"/>
+          <w:b/>
+          <w:bCs/>
+          <w:sz w:val="20"/>
+          <w:szCs w:val="20"/>
+        </w:rPr>
+        <w:t>Degree Awarded: Spring 2022</w:t>
+      </w:r>
+    </w:p>
+    <w:p>
+      <w:pPr>
+        <w:pStyle w:val="NormalWeb"/>
+        <w:spacing w:before="0" w:beforeAutospacing="0" w:after="0" w:afterAutospacing="0"/>
+        <w:rPr>
+          <w:rFonts w:ascii="Verdana" w:hAnsi="Verdana"/>
+          <w:b/>
+          <w:bCs/>
+          <w:sz w:val="20"/>
+          <w:szCs w:val="20"/>
+        </w:rPr>
+      </w:pPr>
+    </w:p>
+    <w:p>
+      <w:pPr>
+        <w:pStyle w:val="NormalWeb"/>
+        <w:spacing w:before="0" w:beforeAutospacing="0" w:after="0" w:afterAutospacing="0"/>
+        <w:rPr>
+          <w:b/>
+          <w:bCs/>
+          <w:color w:val="666666"/>
+          <w:u w:val="single"/>
+        </w:rPr>
+      </w:pPr>
+      <w:r>
+        <w:rPr>
+          <w:b/>
+          <w:bCs/>
+          <w:color w:val="666666"/>
+          <w:u w:val="single"/>
+        </w:rPr>
+        <w:t>Relevant Coursework</w:t>
+      </w:r>
+      <w:r>
+        <w:rPr>
+          <w:b/>
+          <w:bCs/>
+          <w:color w:val="666666"/>
+          <w:u w:val="single"/>
+        </w:rPr>
+        <w:tab/>
+      </w:r>
+      <w:r>
+        <w:rPr>
+          <w:b/>
+          <w:bCs/>
+          <w:color w:val="666666"/>
+          <w:u w:val="single"/>
+        </w:rPr>
+        <w:tab/>
+      </w:r>
+      <w:r>
+        <w:rPr>
+          <w:b/>
+          <w:bCs/>
+          <w:color w:val="666666"/>
+          <w:u w:val="single"/>
+        </w:rPr>
+        <w:tab/>
+      </w:r>
+      <w:r>
+        <w:rPr>
+          <w:b/>
+          <w:bCs/>
+          <w:color w:val="666666"/>
+          <w:u w:val="single"/>
+        </w:rPr>
+        <w:tab/>
+      </w:r>
+      <w:r>
+        <w:rPr>
+          <w:b/>
+          <w:bCs/>
+          <w:color w:val="666666"/>
+          <w:u w:val="single"/>
+        </w:rPr>
+        <w:tab/>
+      </w:r>
+      <w:r>
+        <w:rPr>
+          <w:b/>
+          <w:bCs/>
+          <w:color w:val="666666"/>
+          <w:u w:val="single"/>
+        </w:rPr>
+        <w:tab/>
+      </w:r>
+      <w:r>
+        <w:rPr>
+          <w:b/>
+          <w:bCs/>
+          <w:color w:val="666666"/>
+          <w:u w:val="single"/>
+        </w:rPr>
+        <w:tab/>
+      </w:r>
+      <w:r>
+        <w:rPr>
+          <w:b/>
+          <w:bCs/>
+          <w:color w:val="666666"/>
+          <w:u w:val="single"/>
+        </w:rPr>
+        <w:tab/>
+      </w:r>
+      <w:r>
+        <w:rPr>
+          <w:b/>
+          <w:bCs/>
+          <w:color w:val="666666"/>
+          <w:u w:val="single"/>
+        </w:rPr>
+        <w:tab/>
+      </w:r>
+      <w:r>
+        <w:rPr>
+          <w:b/>
+          <w:bCs/>
+          <w:color w:val="666666"/>
+          <w:u w:val="single"/>
+        </w:rPr>
+        <w:tab/>
+      </w:r>
+      <w:r>
+        <w:rPr>
+          <w:b/>
+          <w:bCs/>
+          <w:color w:val="666666"/>
+          <w:u w:val="single"/>
+        </w:rPr>
+        <w:tab/>
+      </w:r>
+      <w:r>
+        <w:rPr>
+          <w:b/>
+          <w:bCs/>
+          <w:color w:val="666666"/>
+          <w:u w:val="single"/>
+        </w:rPr>
+        <w:tab/>
+      </w:r>
+    </w:p>
+    <w:p>
+      <w:pPr>
+        <w:pStyle w:val="NormalWeb"/>
+        <w:spacing w:before="0" w:beforeAutospacing="0" w:after="0" w:afterAutospacing="0"/>
+        <w:rPr>
+          <w:rFonts w:ascii="Verdana" w:hAnsi="Verdana"/>
+          <w:b/>
+          <w:bCs/>
+          <w:color w:val="000000"/>
+          <w:sz w:val="18"/>
+          <w:szCs w:val="18"/>
+          <w:shd w:val="clear" w:color="auto" w:fill="FFFFFF"/>
+        </w:rPr>
+      </w:pPr>
+      <w:r>
+        <w:rPr>
+          <w:rFonts w:ascii="Verdana" w:hAnsi="Verdana"/>
+          <w:b/>
+          <w:bCs/>
+          <w:color w:val="000000"/>
+          <w:sz w:val="18"/>
+          <w:szCs w:val="18"/>
+          <w:shd w:val="clear" w:color="auto" w:fill="FFFFFF"/>
+        </w:rPr>
+        <w:t xml:space="preserve">Embedded SoC Design w/ FPGAs, </w:t>
+      </w:r>
+      <w:r>
+        <w:rPr>
+          <w:rFonts w:ascii="Verdana" w:hAnsi="Verdana"/>
+          <w:color w:val="000000"/>
+          <w:sz w:val="18"/>
+          <w:szCs w:val="18"/>
+          <w:shd w:val="clear" w:color="auto" w:fill="FFFFFF"/>
+        </w:rPr>
+        <w:t>Fall 2025</w:t>
+      </w:r>
+    </w:p>
+    <w:p>
+      <w:pPr>
+        <w:pStyle w:val="NormalWeb"/>
+        <w:spacing w:before="0" w:beforeAutospacing="0" w:after="0" w:afterAutospacing="0"/>
+        <w:rPr>
+          <w:rFonts w:ascii="Verdana" w:hAnsi="Verdana"/>
+          <w:color w:val="000000"/>
+          <w:sz w:val="18"/>
+          <w:szCs w:val="18"/>
+          <w:shd w:val="clear" w:color="auto" w:fill="FFFFFF"/>
+        </w:rPr>
+      </w:pPr>
+      <w:r>
+        <w:rPr>
+          <w:rFonts w:ascii="Verdana" w:hAnsi="Verdana"/>
+          <w:b/>
+          <w:bCs/>
+          <w:color w:val="000000"/>
+          <w:sz w:val="18"/>
+          <w:szCs w:val="18"/>
+          <w:shd w:val="clear" w:color="auto" w:fill="FFFFFF"/>
+        </w:rPr>
+        <w:t xml:space="preserve">Digital Design for AI Applications, </w:t>
+      </w:r>
+      <w:r>
+        <w:rPr>
+          <w:rFonts w:ascii="Verdana" w:hAnsi="Verdana"/>
+          <w:color w:val="000000"/>
+          <w:sz w:val="18"/>
+          <w:szCs w:val="18"/>
+          <w:shd w:val="clear" w:color="auto" w:fill="FFFFFF"/>
+        </w:rPr>
+        <w:t>Fall 2024</w:t>
+      </w:r>
+    </w:p>
+    <w:p>
+      <w:pPr>
+        <w:pStyle w:val="NormalWeb"/>
+        <w:spacing w:before="0" w:beforeAutospacing="0" w:after="0" w:afterAutospacing="0"/>
+        <w:rPr>
+          <w:rFonts w:ascii="Verdana" w:hAnsi="Verdana"/>
+          <w:b/>
+          <w:bCs/>
+          <w:color w:val="000000"/>
+          <w:sz w:val="18"/>
+          <w:szCs w:val="18"/>
+          <w:shd w:val="clear" w:color="auto" w:fill="FFFFFF"/>
+        </w:rPr>
+      </w:pPr>
+      <w:r>
+        <w:rPr>
+          <w:rFonts w:ascii="Verdana" w:hAnsi="Verdana"/>
+          <w:b/>
+          <w:bCs/>
+          <w:color w:val="000000"/>
+          <w:sz w:val="18"/>
+          <w:szCs w:val="18"/>
+          <w:shd w:val="clear" w:color="auto" w:fill="FFFFFF"/>
+        </w:rPr>
+        <w:t xml:space="preserve">Neural Networks, </w:t>
+      </w:r>
+      <w:r>
+        <w:rPr>
+          <w:rFonts w:ascii="Verdana" w:hAnsi="Verdana"/>
+          <w:color w:val="000000"/>
+          <w:sz w:val="18"/>
+          <w:szCs w:val="18"/>
+          <w:shd w:val="clear" w:color="auto" w:fill="FFFFFF"/>
+        </w:rPr>
+        <w:t>Spring 2025</w:t>
+      </w:r>
+    </w:p>
+    <w:p>
+      <w:pPr>
+        <w:pStyle w:val="NormalWeb"/>
+        <w:spacing w:before="0" w:beforeAutospacing="0" w:after="0" w:afterAutospacing="0"/>
+        <w:rPr>
+          <w:color w:val="666666"/>
+          <w:sz w:val="22"/>
+          <w:szCs w:val="22"/>
+        </w:rPr>
+      </w:pPr>
+      <w:r>
+        <w:rPr>
+          <w:rFonts w:ascii="Verdana" w:hAnsi="Verdana"/>
+          <w:b/>
+          <w:bCs/>
+          <w:color w:val="000000"/>
+          <w:sz w:val="18"/>
+          <w:szCs w:val="18"/>
+          <w:shd w:val="clear" w:color="auto" w:fill="FFFFFF"/>
+        </w:rPr>
+        <w:t xml:space="preserve">Computer Vision and AI Applications, </w:t>
+      </w:r>
+      <w:r>
+        <w:rPr>
+          <w:rFonts w:ascii="Verdana" w:hAnsi="Verdana"/>
+          <w:color w:val="000000"/>
+          <w:sz w:val="18"/>
+          <w:szCs w:val="18"/>
+          <w:shd w:val="clear" w:color="auto" w:fill="FFFFFF"/>
+        </w:rPr>
+        <w:t>Fall 2024</w:t>
+      </w:r>
+    </w:p>
+    <w:p>
+      <w:pPr>
+        <w:pStyle w:val="NormalWeb"/>
+        <w:spacing w:before="0" w:beforeAutospacing="0" w:after="0" w:afterAutospacing="0"/>
+        <w:rPr>
+          <w:rFonts w:ascii="Verdana" w:hAnsi="Verdana"/>
+          <w:color w:val="000000"/>
+          <w:sz w:val="18"/>
+          <w:szCs w:val="18"/>
+          <w:shd w:val="clear" w:color="auto" w:fill="FFFFFF"/>
+        </w:rPr>
+      </w:pPr>
+      <w:r>
+        <w:rPr>
+          <w:rFonts w:ascii="Verdana" w:hAnsi="Verdana"/>
+          <w:b/>
+          <w:bCs/>
+          <w:color w:val="000000"/>
+          <w:sz w:val="18"/>
+          <w:szCs w:val="18"/>
+          <w:shd w:val="clear" w:color="auto" w:fill="FFFFFF"/>
+        </w:rPr>
+        <w:t xml:space="preserve">Machine Learning for Electrical Engineers, </w:t>
+      </w:r>
+      <w:r>
+        <w:rPr>
+          <w:rFonts w:ascii="Verdana" w:hAnsi="Verdana"/>
+          <w:color w:val="000000"/>
+          <w:sz w:val="18"/>
+          <w:szCs w:val="18"/>
+          <w:shd w:val="clear" w:color="auto" w:fill="FFFFFF"/>
+        </w:rPr>
+        <w:t>Spring 2024</w:t>
+      </w:r>
+    </w:p>
+    <w:p>
+      <w:pPr>
+        <w:pStyle w:val="NormalWeb"/>
+        <w:spacing w:before="0" w:beforeAutospacing="0" w:after="0" w:afterAutospacing="0"/>
+        <w:rPr>
+          <w:rFonts w:ascii="Verdana" w:hAnsi="Verdana"/>
+          <w:color w:val="000000"/>
+          <w:sz w:val="18"/>
+          <w:szCs w:val="18"/>
+          <w:shd w:val="clear" w:color="auto" w:fill="FFFFFF"/>
+        </w:rPr>
+      </w:pPr>
+      <w:r>
+        <w:rPr>
+          <w:rFonts w:ascii="Verdana" w:hAnsi="Verdana"/>
+          <w:b/>
+          <w:bCs/>
+          <w:color w:val="000000"/>
+          <w:sz w:val="18"/>
+          <w:szCs w:val="18"/>
+          <w:shd w:val="clear" w:color="auto" w:fill="FFFFFF"/>
+        </w:rPr>
+        <w:t>Advanced Digital Design FPGA/Verilog HDL Design</w:t>
+      </w:r>
+      <w:r>
+        <w:rPr>
+          <w:rFonts w:ascii="Verdana" w:hAnsi="Verdana"/>
+          <w:color w:val="000000"/>
+          <w:sz w:val="18"/>
+          <w:szCs w:val="18"/>
+          <w:shd w:val="clear" w:color="auto" w:fill="FFFFFF"/>
+        </w:rPr>
+        <w:t>, Spring 2020, Fall 2023</w:t>
+      </w:r>
+    </w:p>
+    <w:p>
+      <w:pPr>
+        <w:pStyle w:val="NormalWeb"/>
+        <w:spacing w:before="0" w:beforeAutospacing="0" w:after="0" w:afterAutospacing="0"/>
+        <w:rPr>
+          <w:rFonts w:ascii="Verdana" w:hAnsi="Verdana"/>
+          <w:color w:val="000000"/>
+          <w:sz w:val="18"/>
+          <w:szCs w:val="18"/>
+          <w:shd w:val="clear" w:color="auto" w:fill="FFFFFF"/>
+        </w:rPr>
+      </w:pPr>
+      <w:r>
+        <w:rPr>
+          <w:rFonts w:ascii="Verdana" w:hAnsi="Verdana"/>
+          <w:b/>
+          <w:bCs/>
+          <w:color w:val="000000"/>
+          <w:sz w:val="18"/>
+          <w:szCs w:val="18"/>
+          <w:shd w:val="clear" w:color="auto" w:fill="FFFFFF"/>
+        </w:rPr>
+        <w:t xml:space="preserve">Digital Signal Processing, </w:t>
+      </w:r>
+      <w:r>
+        <w:rPr>
+          <w:rFonts w:ascii="Verdana" w:hAnsi="Verdana"/>
+          <w:color w:val="000000"/>
+          <w:sz w:val="18"/>
+          <w:szCs w:val="18"/>
+          <w:shd w:val="clear" w:color="auto" w:fill="FFFFFF"/>
+        </w:rPr>
+        <w:t>Fall 2021</w:t>
+      </w:r>
+    </w:p>
+    <w:p>
+      <w:pPr>
+        <w:pStyle w:val="NormalWeb"/>
+        <w:spacing w:before="0" w:beforeAutospacing="0" w:after="0" w:afterAutospacing="0"/>
+        <w:rPr>
           <w:b/>
           <w:bCs/>
           <w:sz w:val="28"/>
           <w:szCs w:val="28"/>
         </w:rPr>
       </w:pPr>
-      <w:r>
-        <w:rPr>
-          <w:rFonts w:ascii="Verdana" w:hAnsi="Verdana"/>
-          <w:sz w:val="20"/>
-          <w:szCs w:val="20"/>
-        </w:rPr>
-        <w:t xml:space="preserve">California State Polytechnic University, Pomona, </w:t>
-      </w:r>
-      <w:r>
-        <w:rPr>
-          <w:rFonts w:ascii="Verdana" w:hAnsi="Verdana"/>
-          <w:b/>
-          <w:bCs/>
-          <w:sz w:val="20"/>
-          <w:szCs w:val="20"/>
-        </w:rPr>
-        <w:t>Degree Awarded: Spring 2022</w:t>
+    </w:p>
+    <w:p>
+      <w:pPr>
+        <w:pStyle w:val="NormalWeb"/>
+        <w:spacing w:before="0" w:beforeAutospacing="0" w:after="0" w:afterAutospacing="0"/>
+        <w:rPr>
+          <w:color w:val="666666"/>
+        </w:rPr>
+      </w:pPr>
+      <w:r>
+        <w:rPr>
+          <w:b/>
+          <w:bCs/>
+          <w:color w:val="666666"/>
+          <w:u w:val="single"/>
+        </w:rPr>
+        <w:t>Awards</w:t>
+      </w:r>
+      <w:r>
+        <w:rPr>
+          <w:b/>
+          <w:bCs/>
+          <w:color w:val="666666"/>
+          <w:u w:val="single"/>
+        </w:rPr>
+        <w:tab/>
+      </w:r>
+      <w:r>
+        <w:rPr>
+          <w:b/>
+          <w:bCs/>
+          <w:color w:val="666666"/>
+          <w:u w:val="single"/>
+        </w:rPr>
+        <w:tab/>
+      </w:r>
+      <w:r>
+        <w:rPr>
+          <w:b/>
+          <w:bCs/>
+          <w:color w:val="666666"/>
+          <w:u w:val="single"/>
+        </w:rPr>
+        <w:tab/>
+      </w:r>
+      <w:r>
+        <w:rPr>
+          <w:b/>
+          <w:bCs/>
+          <w:color w:val="666666"/>
+          <w:u w:val="single"/>
+        </w:rPr>
+        <w:tab/>
+      </w:r>
+      <w:r>
+        <w:rPr>
+          <w:b/>
+          <w:bCs/>
+          <w:color w:val="666666"/>
+          <w:u w:val="single"/>
+        </w:rPr>
+        <w:tab/>
+      </w:r>
+      <w:r>
+        <w:rPr>
+          <w:b/>
+          <w:bCs/>
+          <w:color w:val="666666"/>
+          <w:u w:val="single"/>
+        </w:rPr>
+        <w:tab/>
+      </w:r>
+      <w:r>
+        <w:rPr>
+          <w:b/>
+          <w:bCs/>
+          <w:color w:val="666666"/>
+          <w:u w:val="single"/>
+        </w:rPr>
+        <w:tab/>
+      </w:r>
+      <w:r>
+        <w:rPr>
+          <w:b/>
+          <w:bCs/>
+          <w:color w:val="666666"/>
+          <w:u w:val="single"/>
+        </w:rPr>
+        <w:tab/>
+      </w:r>
+      <w:r>
+        <w:rPr>
+          <w:b/>
+          <w:bCs/>
+          <w:color w:val="666666"/>
+          <w:u w:val="single"/>
+        </w:rPr>
+        <w:tab/>
+      </w:r>
+      <w:r>
+        <w:rPr>
+          <w:b/>
+          <w:bCs/>
+          <w:color w:val="666666"/>
+          <w:u w:val="single"/>
+        </w:rPr>
+        <w:tab/>
+      </w:r>
+      <w:r>
+        <w:rPr>
+          <w:b/>
+          <w:bCs/>
+          <w:color w:val="666666"/>
+          <w:u w:val="single"/>
+        </w:rPr>
+        <w:tab/>
+      </w:r>
+      <w:r>
+        <w:rPr>
+          <w:b/>
+          <w:bCs/>
+          <w:color w:val="666666"/>
+          <w:u w:val="single"/>
+        </w:rPr>
+        <w:tab/>
+      </w:r>
+      <w:r>
+        <w:rPr>
+          <w:b/>
+          <w:bCs/>
+          <w:color w:val="666666"/>
+          <w:u w:val="single"/>
+        </w:rPr>
+        <w:tab/>
+      </w:r>
+      <w:r>
+        <w:rPr>
+          <w:b/>
+          <w:bCs/>
+          <w:color w:val="666666"/>
+          <w:u w:val="single"/>
+        </w:rPr>
+        <w:tab/>
+      </w:r>
+    </w:p>
+    <w:p>
+      <w:pPr>
+        <w:pStyle w:val="NormalWeb"/>
+        <w:spacing w:before="0" w:beforeAutospacing="0" w:after="0" w:afterAutospacing="0"/>
+        <w:rPr>
+          <w:rFonts w:ascii="Verdana" w:hAnsi="Verdana"/>
+          <w:color w:val="666666"/>
+          <w:sz w:val="18"/>
+          <w:szCs w:val="18"/>
+        </w:rPr>
+      </w:pPr>
+      <w:r>
+        <w:rPr>
+          <w:rFonts w:ascii="Verdana" w:hAnsi="Verdana" w:cs="Segoe UI"/>
+          <w:b/>
+          <w:bCs/>
+          <w:sz w:val="18"/>
+          <w:szCs w:val="18"/>
+          <w:bdr w:val="none" w:sz="0" w:space="0" w:color="auto" w:frame="1"/>
+        </w:rPr>
+        <w:t>Science Spectrum Trailblazer</w:t>
+      </w:r>
+      <w:r>
+        <w:rPr>
+          <w:rFonts w:ascii="Verdana" w:hAnsi="Verdana" w:cs="Segoe UI"/>
+          <w:sz w:val="18"/>
+          <w:szCs w:val="18"/>
+          <w:bdr w:val="none" w:sz="0" w:space="0" w:color="auto" w:frame="1"/>
+        </w:rPr>
+        <w:t xml:space="preserve"> @ Becoming Everything You Are (BEYA)</w:t>
+      </w:r>
+      <w:r>
+        <w:rPr>
+          <w:rFonts w:ascii="Verdana" w:hAnsi="Verdana" w:cs="Segoe UI"/>
+          <w:sz w:val="18"/>
+          <w:szCs w:val="18"/>
+          <w:bdr w:val="none" w:sz="0" w:space="0" w:color="auto" w:frame="1"/>
+        </w:rPr>
+        <w:t>, February 2025</w:t>
       </w:r>
     </w:p>
     <w:p>
@@ -1111,128 +1658,6 @@
         <w:pStyle w:val="NormalWeb"/>
         <w:spacing w:before="0" w:beforeAutospacing="0" w:after="0" w:afterAutospacing="0"/>
         <w:rPr>
-          <w:b/>
-          <w:bCs/>
-          <w:color w:val="666666"/>
-          <w:sz w:val="28"/>
-          <w:szCs w:val="28"/>
-        </w:rPr>
-      </w:pPr>
-    </w:p>
-    <w:p>
-      <w:pPr>
-        <w:pStyle w:val="NormalWeb"/>
-        <w:spacing w:before="0" w:beforeAutospacing="0" w:after="0" w:afterAutospacing="0"/>
-        <w:rPr>
-          <w:b/>
-          <w:bCs/>
-          <w:color w:val="666666"/>
-          <w:sz w:val="28"/>
-          <w:szCs w:val="28"/>
-        </w:rPr>
-      </w:pPr>
-    </w:p>
-    <w:p>
-      <w:pPr>
-        <w:pStyle w:val="NormalWeb"/>
-        <w:spacing w:before="0" w:beforeAutospacing="0" w:after="0" w:afterAutospacing="0"/>
-        <w:rPr>
-          <w:rFonts w:ascii="Verdana" w:hAnsi="Verdana"/>
-          <w:color w:val="000000"/>
-          <w:sz w:val="20"/>
-          <w:szCs w:val="20"/>
-        </w:rPr>
-      </w:pPr>
-    </w:p>
-    <w:p>
-      <w:pPr>
-        <w:pStyle w:val="NormalWeb"/>
-        <w:spacing w:before="0" w:beforeAutospacing="0" w:after="0" w:afterAutospacing="0"/>
-        <w:rPr>
-          <w:rFonts w:ascii="Verdana" w:hAnsi="Verdana"/>
-          <w:color w:val="000000"/>
-          <w:sz w:val="20"/>
-          <w:szCs w:val="20"/>
-        </w:rPr>
-      </w:pPr>
-    </w:p>
-    <w:p>
-      <w:pPr>
-        <w:pStyle w:val="NormalWeb"/>
-        <w:spacing w:before="0" w:beforeAutospacing="0" w:after="0" w:afterAutospacing="0"/>
-        <w:rPr>
-          <w:rFonts w:ascii="Verdana" w:hAnsi="Verdana"/>
-          <w:color w:val="000000"/>
-          <w:sz w:val="20"/>
-          <w:szCs w:val="20"/>
-        </w:rPr>
-      </w:pPr>
-    </w:p>
-    <w:p>
-      <w:pPr>
-        <w:pStyle w:val="NormalWeb"/>
-        <w:spacing w:before="0" w:beforeAutospacing="0" w:after="0" w:afterAutospacing="0"/>
-        <w:rPr>
-          <w:rFonts w:ascii="Verdana" w:hAnsi="Verdana"/>
-          <w:color w:val="000000"/>
-          <w:sz w:val="20"/>
-          <w:szCs w:val="20"/>
-        </w:rPr>
-      </w:pPr>
-    </w:p>
-    <w:p>
-      <w:pPr>
-        <w:pStyle w:val="NormalWeb"/>
-        <w:spacing w:before="0" w:beforeAutospacing="0" w:after="0" w:afterAutospacing="0"/>
-        <w:rPr>
-          <w:rFonts w:ascii="Verdana" w:hAnsi="Verdana"/>
-          <w:color w:val="000000"/>
-          <w:sz w:val="20"/>
-          <w:szCs w:val="20"/>
-        </w:rPr>
-      </w:pPr>
-    </w:p>
-    <w:p>
-      <w:pPr>
-        <w:pStyle w:val="NormalWeb"/>
-        <w:spacing w:before="0" w:beforeAutospacing="0" w:after="0" w:afterAutospacing="0"/>
-        <w:rPr>
-          <w:rFonts w:ascii="Verdana" w:hAnsi="Verdana"/>
-          <w:color w:val="000000"/>
-          <w:sz w:val="20"/>
-          <w:szCs w:val="20"/>
-        </w:rPr>
-      </w:pPr>
-    </w:p>
-    <w:p>
-      <w:pPr>
-        <w:pStyle w:val="NormalWeb"/>
-        <w:spacing w:before="0" w:beforeAutospacing="0" w:after="0" w:afterAutospacing="0"/>
-        <w:rPr>
-          <w:rFonts w:ascii="Verdana" w:hAnsi="Verdana"/>
-          <w:color w:val="000000"/>
-          <w:sz w:val="20"/>
-          <w:szCs w:val="20"/>
-        </w:rPr>
-      </w:pPr>
-    </w:p>
-    <w:p>
-      <w:pPr>
-        <w:pStyle w:val="NormalWeb"/>
-        <w:spacing w:before="0" w:beforeAutospacing="0" w:after="0" w:afterAutospacing="0"/>
-        <w:rPr>
-          <w:rFonts w:ascii="Verdana" w:hAnsi="Verdana"/>
-          <w:color w:val="000000"/>
-          <w:sz w:val="20"/>
-          <w:szCs w:val="20"/>
-        </w:rPr>
-      </w:pPr>
-    </w:p>
-    <w:p>
-      <w:pPr>
-        <w:pStyle w:val="NormalWeb"/>
-        <w:spacing w:before="0" w:beforeAutospacing="0" w:after="0" w:afterAutospacing="0"/>
-        <w:rPr>
           <w:rFonts w:ascii="Verdana" w:hAnsi="Verdana"/>
           <w:color w:val="000000"/>
           <w:sz w:val="20"/>
@@ -1251,6 +1676,7 @@
           <w:sz w:val="22"/>
           <w:szCs w:val="22"/>
         </w:rPr>
+        <w:lastRenderedPageBreak/>
         <w:drawing>
           <wp:inline distT="0" distB="0" distL="0" distR="0" wp14:anchorId="4F8336AD" wp14:editId="2948329B">
             <wp:extent cx="3981450" cy="28575"/>
@@ -1314,7 +1740,6 @@
           <w:sz w:val="28"/>
           <w:szCs w:val="28"/>
         </w:rPr>
-        <w:lastRenderedPageBreak/>
         <w:t xml:space="preserve">Collegiate </w:t>
       </w:r>
       <w:r>
@@ -1734,29 +2159,16 @@
           <w:szCs w:val="28"/>
         </w:rPr>
       </w:pPr>
-      <w:proofErr w:type="spellStart"/>
-      <w:r>
-        <w:rPr>
-          <w:rFonts w:ascii="Verdana" w:hAnsi="Verdana"/>
-          <w:b/>
-          <w:bCs/>
-          <w:color w:val="000000"/>
-          <w:sz w:val="20"/>
-          <w:szCs w:val="20"/>
-        </w:rPr>
-        <w:t>QuestaSim</w:t>
-      </w:r>
-      <w:proofErr w:type="spellEnd"/>
-      <w:r>
-        <w:rPr>
-          <w:rFonts w:ascii="Verdana" w:hAnsi="Verdana"/>
-          <w:b/>
-          <w:bCs/>
-          <w:color w:val="000000"/>
-          <w:sz w:val="20"/>
-          <w:szCs w:val="20"/>
-        </w:rPr>
-        <w:t xml:space="preserve">: </w:t>
+      <w:r>
+        <w:rPr>
+          <w:rFonts w:ascii="Verdana" w:hAnsi="Verdana"/>
+          <w:b/>
+          <w:bCs/>
+          <w:color w:val="000000"/>
+          <w:sz w:val="20"/>
+          <w:szCs w:val="20"/>
+        </w:rPr>
+        <w:t xml:space="preserve">QuestaSim: </w:t>
       </w:r>
       <w:r>
         <w:rPr>
@@ -2755,31 +3167,7 @@
           <w:sz w:val="20"/>
           <w:szCs w:val="20"/>
         </w:rPr>
-        <w:t xml:space="preserve">Bronco </w:t>
-      </w:r>
-      <w:proofErr w:type="gramStart"/>
-      <w:r>
-        <w:rPr>
-          <w:rFonts w:ascii="Verdana" w:hAnsi="Verdana"/>
-          <w:b/>
-          <w:bCs/>
-          <w:color w:val="000000"/>
-          <w:sz w:val="20"/>
-          <w:szCs w:val="20"/>
-        </w:rPr>
-        <w:t>Lead</w:t>
-      </w:r>
-      <w:proofErr w:type="gramEnd"/>
-      <w:r>
-        <w:rPr>
-          <w:rFonts w:ascii="Verdana" w:hAnsi="Verdana"/>
-          <w:b/>
-          <w:bCs/>
-          <w:color w:val="000000"/>
-          <w:sz w:val="20"/>
-          <w:szCs w:val="20"/>
-        </w:rPr>
-        <w:t xml:space="preserve"> 1.0 </w:t>
+        <w:t xml:space="preserve">Bronco Lead 1.0 </w:t>
       </w:r>
     </w:p>
     <w:p>
@@ -2983,31 +3371,7 @@
           <w:sz w:val="20"/>
           <w:szCs w:val="20"/>
         </w:rPr>
-        <w:t xml:space="preserve">Bronco </w:t>
-      </w:r>
-      <w:proofErr w:type="gramStart"/>
-      <w:r>
-        <w:rPr>
-          <w:rFonts w:ascii="Verdana" w:hAnsi="Verdana"/>
-          <w:b/>
-          <w:bCs/>
-          <w:color w:val="000000"/>
-          <w:sz w:val="20"/>
-          <w:szCs w:val="20"/>
-        </w:rPr>
-        <w:t>Lead</w:t>
-      </w:r>
-      <w:proofErr w:type="gramEnd"/>
-      <w:r>
-        <w:rPr>
-          <w:rFonts w:ascii="Verdana" w:hAnsi="Verdana"/>
-          <w:b/>
-          <w:bCs/>
-          <w:color w:val="000000"/>
-          <w:sz w:val="20"/>
-          <w:szCs w:val="20"/>
-        </w:rPr>
-        <w:t xml:space="preserve"> 1.0 Completion and Certification</w:t>
+        <w:t>Bronco Lead 1.0 Completion and Certification</w:t>
       </w:r>
     </w:p>
     <w:p>
@@ -3121,6 +3485,155 @@
           <w:szCs w:val="20"/>
         </w:rPr>
         <w:t>August 2018, August 2019</w:t>
+      </w:r>
+    </w:p>
+    <w:p>
+      <w:pPr>
+        <w:pStyle w:val="NormalWeb"/>
+        <w:spacing w:before="0" w:beforeAutospacing="0" w:after="0" w:afterAutospacing="0"/>
+        <w:rPr>
+          <w:rFonts w:ascii="Verdana" w:hAnsi="Verdana"/>
+          <w:color w:val="000000"/>
+          <w:sz w:val="20"/>
+          <w:szCs w:val="20"/>
+        </w:rPr>
+      </w:pPr>
+    </w:p>
+    <w:p>
+      <w:pPr>
+        <w:pStyle w:val="NormalWeb"/>
+        <w:spacing w:before="0" w:beforeAutospacing="0" w:after="0" w:afterAutospacing="0"/>
+        <w:rPr>
+          <w:b/>
+          <w:bCs/>
+          <w:color w:val="666666"/>
+        </w:rPr>
+      </w:pPr>
+      <w:r>
+        <w:rPr>
+          <w:b/>
+          <w:bCs/>
+          <w:color w:val="666666"/>
+        </w:rPr>
+        <w:t>Leadership Positions</w:t>
+      </w:r>
+    </w:p>
+    <w:p>
+      <w:pPr>
+        <w:pStyle w:val="NormalWeb"/>
+        <w:spacing w:before="0" w:beforeAutospacing="0" w:after="0" w:afterAutospacing="0"/>
+        <w:rPr>
+          <w:rFonts w:ascii="Verdana" w:hAnsi="Verdana"/>
+          <w:b/>
+          <w:bCs/>
+          <w:color w:val="000000"/>
+          <w:sz w:val="18"/>
+          <w:szCs w:val="18"/>
+        </w:rPr>
+      </w:pPr>
+      <w:r>
+        <w:rPr>
+          <w:rFonts w:ascii="Verdana" w:hAnsi="Verdana"/>
+          <w:b/>
+          <w:bCs/>
+          <w:color w:val="000000"/>
+          <w:sz w:val="18"/>
+          <w:szCs w:val="18"/>
+        </w:rPr>
+        <w:t xml:space="preserve">Lockheed Martin’s Buddy and Mentorship Program, </w:t>
+      </w:r>
+      <w:r>
+        <w:rPr>
+          <w:rFonts w:ascii="Verdana" w:hAnsi="Verdana"/>
+          <w:color w:val="000000"/>
+          <w:sz w:val="18"/>
+          <w:szCs w:val="18"/>
+        </w:rPr>
+        <w:t>leadership Buddy, Spring 2023 – Present</w:t>
+      </w:r>
+    </w:p>
+    <w:p>
+      <w:pPr>
+        <w:pStyle w:val="NormalWeb"/>
+        <w:spacing w:before="0" w:beforeAutospacing="0" w:after="0" w:afterAutospacing="0"/>
+        <w:rPr>
+          <w:sz w:val="18"/>
+          <w:szCs w:val="18"/>
+        </w:rPr>
+      </w:pPr>
+      <w:r>
+        <w:rPr>
+          <w:rFonts w:ascii="Verdana" w:hAnsi="Verdana"/>
+          <w:b/>
+          <w:bCs/>
+          <w:color w:val="000000"/>
+          <w:sz w:val="18"/>
+          <w:szCs w:val="18"/>
+        </w:rPr>
+        <w:t xml:space="preserve">National Society of Black Engineers, </w:t>
+      </w:r>
+      <w:r>
+        <w:rPr>
+          <w:rFonts w:ascii="Verdana" w:hAnsi="Verdana"/>
+          <w:color w:val="000000"/>
+          <w:sz w:val="18"/>
+          <w:szCs w:val="18"/>
+        </w:rPr>
+        <w:t>Senator</w:t>
+      </w:r>
+      <w:r>
+        <w:rPr>
+          <w:rFonts w:ascii="Verdana" w:hAnsi="Verdana"/>
+          <w:b/>
+          <w:bCs/>
+          <w:color w:val="000000"/>
+          <w:sz w:val="18"/>
+          <w:szCs w:val="18"/>
+        </w:rPr>
+        <w:t xml:space="preserve">, </w:t>
+      </w:r>
+      <w:r>
+        <w:rPr>
+          <w:rFonts w:ascii="Verdana" w:hAnsi="Verdana"/>
+          <w:color w:val="000000"/>
+          <w:sz w:val="18"/>
+          <w:szCs w:val="18"/>
+        </w:rPr>
+        <w:t>Spring 2021 – Spring 2022</w:t>
+      </w:r>
+    </w:p>
+    <w:p>
+      <w:pPr>
+        <w:pStyle w:val="NormalWeb"/>
+        <w:spacing w:before="0" w:beforeAutospacing="0" w:after="0" w:afterAutospacing="0"/>
+        <w:rPr>
+          <w:rFonts w:ascii="Verdana" w:hAnsi="Verdana"/>
+          <w:b/>
+          <w:bCs/>
+          <w:color w:val="000000"/>
+          <w:sz w:val="18"/>
+          <w:szCs w:val="18"/>
+        </w:rPr>
+      </w:pPr>
+      <w:r>
+        <w:rPr>
+          <w:rFonts w:ascii="Verdana" w:hAnsi="Verdana"/>
+          <w:b/>
+          <w:bCs/>
+          <w:color w:val="000000"/>
+          <w:sz w:val="18"/>
+          <w:szCs w:val="18"/>
+        </w:rPr>
+        <w:t xml:space="preserve">Southern California Engineering Technologist Association, </w:t>
+      </w:r>
+      <w:r>
+        <w:rPr>
+          <w:rFonts w:ascii="Verdana" w:hAnsi="Verdana"/>
+          <w:color w:val="000000"/>
+          <w:sz w:val="18"/>
+          <w:szCs w:val="18"/>
+        </w:rPr>
+        <w:t>Secretary, Spring 2021 – Spring 2022</w:t>
       </w:r>
     </w:p>
     <w:p>
